--- a/BIT501 Business Concepts and Communication/Assessment 1/BIT501 Assessment 1 Thomas Bernard 5142644.docx
+++ b/BIT501 Business Concepts and Communication/Assessment 1/BIT501 Assessment 1 Thomas Bernard 5142644.docx
@@ -79,27 +79,7 @@
           <w:szCs w:val="28"/>
           <w:lang w:val="en-NZ"/>
         </w:rPr>
-        <w:t xml:space="preserve">BIT501 </w:t>
-      </w:r>
-      <w:r>
-        <w:rPr>
-          <w:b/>
-          <w:bCs/>
-          <w:sz w:val="28"/>
-          <w:szCs w:val="28"/>
-          <w:lang w:val="en-NZ"/>
-        </w:rPr>
-        <w:t xml:space="preserve">- </w:t>
-      </w:r>
-      <w:r>
-        <w:rPr>
-          <w:b/>
-          <w:bCs/>
-          <w:sz w:val="28"/>
-          <w:szCs w:val="28"/>
-          <w:lang w:val="en-NZ"/>
-        </w:rPr>
-        <w:t>Business Concepts and Communication</w:t>
+        <w:t>BIT501 - Business Concepts and Communication</w:t>
       </w:r>
     </w:p>
     <w:p>
@@ -170,7 +150,576 @@
         </w:rPr>
       </w:pPr>
     </w:p>
-    <w:p/>
+    <w:p>
+      <w:pPr>
+        <w:rPr>
+          <w:b/>
+          <w:bCs/>
+          <w:sz w:val="28"/>
+          <w:szCs w:val="24"/>
+        </w:rPr>
+      </w:pPr>
+      <w:r>
+        <w:rPr>
+          <w:b/>
+          <w:bCs/>
+          <w:sz w:val="28"/>
+          <w:szCs w:val="24"/>
+        </w:rPr>
+        <w:t>Task 1</w:t>
+      </w:r>
+    </w:p>
+    <w:p>
+      <w:pPr>
+        <w:rPr>
+          <w:b/>
+          <w:bCs/>
+          <w:sz w:val="28"/>
+          <w:szCs w:val="24"/>
+        </w:rPr>
+      </w:pPr>
+      <w:r>
+        <w:rPr>
+          <w:b/>
+          <w:bCs/>
+          <w:sz w:val="28"/>
+          <w:szCs w:val="24"/>
+        </w:rPr>
+        <w:br/>
+      </w:r>
+      <w:r>
+        <w:rPr>
+          <w:b/>
+          <w:bCs/>
+          <w:sz w:val="28"/>
+          <w:szCs w:val="24"/>
+        </w:rPr>
+        <w:t xml:space="preserve">In </w:t>
+      </w:r>
+      <w:r>
+        <w:rPr>
+          <w:b/>
+          <w:bCs/>
+          <w:sz w:val="28"/>
+          <w:szCs w:val="24"/>
+        </w:rPr>
+        <w:t>Maia</w:t>
+      </w:r>
+      <w:r>
+        <w:rPr>
+          <w:b/>
+          <w:bCs/>
+          <w:sz w:val="28"/>
+          <w:szCs w:val="24"/>
+        </w:rPr>
+        <w:t>’s case</w:t>
+      </w:r>
+      <w:r>
+        <w:rPr>
+          <w:b/>
+          <w:bCs/>
+          <w:sz w:val="28"/>
+          <w:szCs w:val="24"/>
+        </w:rPr>
+        <w:t xml:space="preserve"> she </w:t>
+      </w:r>
+      <w:r>
+        <w:rPr>
+          <w:b/>
+          <w:bCs/>
+          <w:sz w:val="28"/>
+          <w:szCs w:val="24"/>
+        </w:rPr>
+        <w:t xml:space="preserve">would be better going with </w:t>
+      </w:r>
+      <w:r>
+        <w:rPr>
+          <w:b/>
+          <w:bCs/>
+          <w:sz w:val="28"/>
+          <w:szCs w:val="24"/>
+        </w:rPr>
+        <w:t xml:space="preserve">a </w:t>
+      </w:r>
+      <w:r>
+        <w:rPr>
+          <w:b/>
+          <w:bCs/>
+          <w:sz w:val="28"/>
+          <w:szCs w:val="24"/>
+        </w:rPr>
+        <w:t>company</w:t>
+      </w:r>
+      <w:r>
+        <w:rPr>
+          <w:b/>
+          <w:bCs/>
+          <w:sz w:val="28"/>
+          <w:szCs w:val="24"/>
+        </w:rPr>
+        <w:t xml:space="preserve"> option</w:t>
+      </w:r>
+      <w:r>
+        <w:rPr>
+          <w:b/>
+          <w:bCs/>
+          <w:sz w:val="28"/>
+          <w:szCs w:val="24"/>
+        </w:rPr>
+        <w:t xml:space="preserve"> rather </w:t>
+      </w:r>
+      <w:r>
+        <w:rPr>
+          <w:b/>
+          <w:bCs/>
+          <w:sz w:val="28"/>
+          <w:szCs w:val="24"/>
+        </w:rPr>
+        <w:t>than</w:t>
+      </w:r>
+      <w:r>
+        <w:rPr>
+          <w:b/>
+          <w:bCs/>
+          <w:sz w:val="28"/>
+          <w:szCs w:val="24"/>
+        </w:rPr>
+        <w:t xml:space="preserve"> a sole </w:t>
+      </w:r>
+      <w:r>
+        <w:rPr>
+          <w:b/>
+          <w:bCs/>
+          <w:sz w:val="28"/>
+          <w:szCs w:val="24"/>
+        </w:rPr>
+        <w:t>trader</w:t>
+      </w:r>
+      <w:r>
+        <w:rPr>
+          <w:b/>
+          <w:bCs/>
+          <w:sz w:val="28"/>
+          <w:szCs w:val="24"/>
+        </w:rPr>
+        <w:t>. The first advantage of</w:t>
+      </w:r>
+      <w:r>
+        <w:rPr>
+          <w:b/>
+          <w:bCs/>
+          <w:sz w:val="28"/>
+          <w:szCs w:val="24"/>
+        </w:rPr>
+        <w:t xml:space="preserve"> choosing to be a company </w:t>
+      </w:r>
+      <w:r>
+        <w:rPr>
+          <w:b/>
+          <w:bCs/>
+          <w:sz w:val="28"/>
+          <w:szCs w:val="24"/>
+        </w:rPr>
+        <w:t xml:space="preserve">is </w:t>
+      </w:r>
+      <w:r>
+        <w:rPr>
+          <w:b/>
+          <w:bCs/>
+          <w:sz w:val="28"/>
+          <w:szCs w:val="24"/>
+        </w:rPr>
+        <w:t>her personal asset</w:t>
+      </w:r>
+      <w:r>
+        <w:rPr>
+          <w:b/>
+          <w:bCs/>
+          <w:sz w:val="28"/>
+          <w:szCs w:val="24"/>
+        </w:rPr>
+        <w:t>s</w:t>
+      </w:r>
+      <w:r>
+        <w:rPr>
+          <w:b/>
+          <w:bCs/>
+          <w:sz w:val="28"/>
+          <w:szCs w:val="24"/>
+        </w:rPr>
+        <w:t xml:space="preserve"> will be </w:t>
+      </w:r>
+      <w:r>
+        <w:rPr>
+          <w:b/>
+          <w:bCs/>
+          <w:sz w:val="28"/>
+          <w:szCs w:val="24"/>
+        </w:rPr>
+        <w:t>protected,</w:t>
+      </w:r>
+      <w:r>
+        <w:rPr>
+          <w:b/>
+          <w:bCs/>
+          <w:sz w:val="28"/>
+          <w:szCs w:val="24"/>
+        </w:rPr>
+        <w:t xml:space="preserve"> and she </w:t>
+      </w:r>
+      <w:r>
+        <w:rPr>
+          <w:b/>
+          <w:bCs/>
+          <w:sz w:val="28"/>
+          <w:szCs w:val="24"/>
+        </w:rPr>
+        <w:t>will not be personally</w:t>
+      </w:r>
+      <w:r>
+        <w:rPr>
+          <w:b/>
+          <w:bCs/>
+          <w:sz w:val="28"/>
+          <w:szCs w:val="24"/>
+        </w:rPr>
+        <w:t xml:space="preserve"> liable for any debts the company receives</w:t>
+      </w:r>
+      <w:r>
+        <w:rPr>
+          <w:b/>
+          <w:bCs/>
+          <w:sz w:val="28"/>
+          <w:szCs w:val="24"/>
+        </w:rPr>
+        <w:t xml:space="preserve">. </w:t>
+      </w:r>
+      <w:r>
+        <w:rPr>
+          <w:b/>
+          <w:bCs/>
+          <w:sz w:val="28"/>
+          <w:szCs w:val="24"/>
+        </w:rPr>
+        <w:br/>
+      </w:r>
+      <w:r>
+        <w:rPr>
+          <w:b/>
+          <w:bCs/>
+          <w:sz w:val="28"/>
+          <w:szCs w:val="24"/>
+        </w:rPr>
+        <w:br/>
+        <w:t xml:space="preserve">The second </w:t>
+      </w:r>
+      <w:r>
+        <w:rPr>
+          <w:b/>
+          <w:bCs/>
+          <w:sz w:val="28"/>
+          <w:szCs w:val="24"/>
+        </w:rPr>
+        <w:t xml:space="preserve">advantage </w:t>
+      </w:r>
+      <w:r>
+        <w:rPr>
+          <w:b/>
+          <w:bCs/>
+          <w:sz w:val="28"/>
+          <w:szCs w:val="24"/>
+        </w:rPr>
+        <w:t>would be easier for her to grow her business a</w:t>
+      </w:r>
+      <w:r>
+        <w:rPr>
+          <w:b/>
+          <w:bCs/>
+          <w:sz w:val="28"/>
+          <w:szCs w:val="24"/>
+        </w:rPr>
+        <w:t>s it does not have to be tied to one person</w:t>
+      </w:r>
+      <w:r>
+        <w:rPr>
+          <w:b/>
+          <w:bCs/>
+          <w:sz w:val="28"/>
+          <w:szCs w:val="24"/>
+        </w:rPr>
+        <w:t>.</w:t>
+      </w:r>
+      <w:r>
+        <w:rPr>
+          <w:b/>
+          <w:bCs/>
+          <w:sz w:val="28"/>
+          <w:szCs w:val="24"/>
+        </w:rPr>
+        <w:t xml:space="preserve"> </w:t>
+      </w:r>
+      <w:r>
+        <w:rPr>
+          <w:b/>
+          <w:bCs/>
+          <w:sz w:val="28"/>
+          <w:szCs w:val="24"/>
+        </w:rPr>
+        <w:t>Ability to hire more staff when needed to help with growth is also having more credibility in the market, which helps you stand out also.</w:t>
+      </w:r>
+    </w:p>
+    <w:p>
+      <w:pPr>
+        <w:rPr>
+          <w:b/>
+          <w:bCs/>
+          <w:sz w:val="28"/>
+          <w:szCs w:val="24"/>
+        </w:rPr>
+      </w:pPr>
+      <w:r>
+        <w:rPr>
+          <w:b/>
+          <w:bCs/>
+          <w:sz w:val="28"/>
+          <w:szCs w:val="24"/>
+        </w:rPr>
+        <w:br/>
+      </w:r>
+      <w:r>
+        <w:rPr>
+          <w:b/>
+          <w:bCs/>
+          <w:sz w:val="28"/>
+          <w:szCs w:val="24"/>
+        </w:rPr>
+        <w:t xml:space="preserve">The third advantage </w:t>
+      </w:r>
+      <w:r>
+        <w:rPr>
+          <w:b/>
+          <w:bCs/>
+          <w:sz w:val="28"/>
+          <w:szCs w:val="24"/>
+        </w:rPr>
+        <w:t xml:space="preserve">is that in </w:t>
+      </w:r>
+      <w:r>
+        <w:rPr>
+          <w:b/>
+          <w:bCs/>
+          <w:sz w:val="28"/>
+          <w:szCs w:val="24"/>
+        </w:rPr>
+        <w:t xml:space="preserve">the long term it will be easier to get funding and being able to invest in the </w:t>
+      </w:r>
+      <w:r>
+        <w:rPr>
+          <w:b/>
+          <w:bCs/>
+          <w:sz w:val="28"/>
+          <w:szCs w:val="24"/>
+        </w:rPr>
+        <w:t>company, which</w:t>
+      </w:r>
+      <w:r>
+        <w:rPr>
+          <w:b/>
+          <w:bCs/>
+          <w:sz w:val="28"/>
+          <w:szCs w:val="24"/>
+        </w:rPr>
+        <w:t xml:space="preserve"> </w:t>
+      </w:r>
+      <w:r>
+        <w:rPr>
+          <w:b/>
+          <w:bCs/>
+          <w:sz w:val="28"/>
+          <w:szCs w:val="24"/>
+        </w:rPr>
+        <w:t>would also make it easier if she would like to expand operations in other</w:t>
+      </w:r>
+      <w:r>
+        <w:rPr>
+          <w:b/>
+          <w:bCs/>
+          <w:sz w:val="28"/>
+          <w:szCs w:val="24"/>
+        </w:rPr>
+        <w:t xml:space="preserve"> markets</w:t>
+      </w:r>
+      <w:r>
+        <w:rPr>
+          <w:b/>
+          <w:bCs/>
+          <w:sz w:val="28"/>
+          <w:szCs w:val="24"/>
+        </w:rPr>
+        <w:t xml:space="preserve"> in the future</w:t>
+      </w:r>
+      <w:r>
+        <w:rPr>
+          <w:b/>
+          <w:bCs/>
+          <w:sz w:val="28"/>
+          <w:szCs w:val="24"/>
+        </w:rPr>
+        <w:t xml:space="preserve">. </w:t>
+      </w:r>
+    </w:p>
+    <w:p>
+      <w:pPr>
+        <w:rPr>
+          <w:b/>
+          <w:bCs/>
+          <w:sz w:val="28"/>
+          <w:szCs w:val="24"/>
+        </w:rPr>
+      </w:pPr>
+    </w:p>
+    <w:p>
+      <w:pPr>
+        <w:rPr>
+          <w:b/>
+          <w:bCs/>
+          <w:sz w:val="28"/>
+          <w:szCs w:val="24"/>
+        </w:rPr>
+      </w:pPr>
+      <w:r>
+        <w:rPr>
+          <w:b/>
+          <w:bCs/>
+          <w:sz w:val="28"/>
+          <w:szCs w:val="24"/>
+        </w:rPr>
+        <w:t>Task 2</w:t>
+      </w:r>
+    </w:p>
+    <w:p>
+      <w:pPr>
+        <w:pStyle w:val="ListParagraph"/>
+        <w:numPr>
+          <w:ilvl w:val="0"/>
+          <w:numId w:val="36"/>
+        </w:numPr>
+        <w:rPr>
+          <w:b/>
+          <w:bCs/>
+          <w:sz w:val="28"/>
+          <w:szCs w:val="24"/>
+        </w:rPr>
+      </w:pPr>
+      <w:r>
+        <w:rPr>
+          <w:b/>
+          <w:bCs/>
+          <w:sz w:val="28"/>
+          <w:szCs w:val="24"/>
+        </w:rPr>
+        <w:t>Sales and marketing</w:t>
+      </w:r>
+      <w:r>
+        <w:rPr>
+          <w:b/>
+          <w:bCs/>
+          <w:sz w:val="28"/>
+          <w:szCs w:val="24"/>
+        </w:rPr>
+        <w:t>.</w:t>
+      </w:r>
+    </w:p>
+    <w:p>
+      <w:pPr>
+        <w:rPr>
+          <w:b/>
+          <w:bCs/>
+          <w:sz w:val="28"/>
+          <w:szCs w:val="24"/>
+        </w:rPr>
+      </w:pPr>
+    </w:p>
+    <w:p>
+      <w:pPr>
+        <w:pStyle w:val="ListParagraph"/>
+        <w:rPr>
+          <w:b/>
+          <w:bCs/>
+          <w:sz w:val="28"/>
+          <w:szCs w:val="24"/>
+        </w:rPr>
+      </w:pPr>
+    </w:p>
+    <w:p>
+      <w:pPr>
+        <w:pStyle w:val="ListParagraph"/>
+        <w:numPr>
+          <w:ilvl w:val="0"/>
+          <w:numId w:val="36"/>
+        </w:numPr>
+        <w:rPr>
+          <w:b/>
+          <w:bCs/>
+          <w:sz w:val="28"/>
+          <w:szCs w:val="24"/>
+        </w:rPr>
+      </w:pPr>
+      <w:r>
+        <w:rPr>
+          <w:b/>
+          <w:bCs/>
+          <w:sz w:val="28"/>
+          <w:szCs w:val="24"/>
+        </w:rPr>
+        <w:t>Finance and accounting</w:t>
+      </w:r>
+    </w:p>
+    <w:p>
+      <w:pPr>
+        <w:pStyle w:val="ListParagraph"/>
+        <w:rPr>
+          <w:b/>
+          <w:bCs/>
+          <w:sz w:val="28"/>
+          <w:szCs w:val="24"/>
+        </w:rPr>
+      </w:pPr>
+    </w:p>
+    <w:p>
+      <w:pPr>
+        <w:pStyle w:val="ListParagraph"/>
+        <w:numPr>
+          <w:ilvl w:val="0"/>
+          <w:numId w:val="36"/>
+        </w:numPr>
+        <w:rPr>
+          <w:b/>
+          <w:bCs/>
+          <w:sz w:val="28"/>
+          <w:szCs w:val="24"/>
+        </w:rPr>
+      </w:pPr>
+      <w:r>
+        <w:rPr>
+          <w:b/>
+          <w:bCs/>
+          <w:sz w:val="28"/>
+          <w:szCs w:val="24"/>
+        </w:rPr>
+        <w:t>Human resources management and operations management.</w:t>
+      </w:r>
+    </w:p>
+    <w:p>
+      <w:pPr>
+        <w:rPr>
+          <w:b/>
+          <w:bCs/>
+          <w:sz w:val="28"/>
+          <w:szCs w:val="24"/>
+        </w:rPr>
+      </w:pPr>
+    </w:p>
     <w:p/>
     <w:p/>
     <w:p/>
@@ -265,7 +814,7 @@
           <w:sz w:val="28"/>
           <w:szCs w:val="28"/>
         </w:rPr>
-        <w:t>Technology Topic</w:t>
+        <w:t>Technology To</w:t>
       </w:r>
       <w:r>
         <w:rPr>
@@ -274,7 +823,25 @@
           <w:sz w:val="28"/>
           <w:szCs w:val="28"/>
         </w:rPr>
-        <w:t xml:space="preserve"> 9: Web design and </w:t>
+        <w:t xml:space="preserve"> </w:t>
+      </w:r>
+      <w:r>
+        <w:rPr>
+          <w:i/>
+          <w:iCs/>
+          <w:sz w:val="28"/>
+          <w:szCs w:val="28"/>
+        </w:rPr>
+        <w:t>company....</w:t>
+      </w:r>
+      <w:r>
+        <w:rPr>
+          <w:i/>
+          <w:iCs/>
+          <w:sz w:val="28"/>
+          <w:szCs w:val="28"/>
+        </w:rPr>
+        <w:t xml:space="preserve">Web design and </w:t>
       </w:r>
       <w:r>
         <w:rPr>
@@ -316,6 +883,7 @@
         <w:contextualSpacing/>
       </w:pPr>
       <w:r>
+        <w:lastRenderedPageBreak/>
         <w:tab/>
       </w:r>
     </w:p>
@@ -2517,6 +3085,95 @@
     </w:lvl>
   </w:abstractNum>
   <w:abstractNum w:abstractNumId="24" w15:restartNumberingAfterBreak="0">
+    <w:nsid w:val="59241612"/>
+    <w:multiLevelType w:val="hybridMultilevel"/>
+    <w:tmpl w:val="03AC4F6E"/>
+    <w:lvl w:ilvl="0" w:tplc="14090015">
+      <w:start w:val="1"/>
+      <w:numFmt w:val="upperLetter"/>
+      <w:lvlText w:val="%1."/>
+      <w:lvlJc w:val="left"/>
+      <w:pPr>
+        <w:ind w:left="720" w:hanging="360"/>
+      </w:pPr>
+      <w:rPr>
+        <w:rFonts w:hint="default"/>
+      </w:rPr>
+    </w:lvl>
+    <w:lvl w:ilvl="1" w:tplc="14090019" w:tentative="1">
+      <w:start w:val="1"/>
+      <w:numFmt w:val="lowerLetter"/>
+      <w:lvlText w:val="%2."/>
+      <w:lvlJc w:val="left"/>
+      <w:pPr>
+        <w:ind w:left="1440" w:hanging="360"/>
+      </w:pPr>
+    </w:lvl>
+    <w:lvl w:ilvl="2" w:tplc="1409001B" w:tentative="1">
+      <w:start w:val="1"/>
+      <w:numFmt w:val="lowerRoman"/>
+      <w:lvlText w:val="%3."/>
+      <w:lvlJc w:val="right"/>
+      <w:pPr>
+        <w:ind w:left="2160" w:hanging="180"/>
+      </w:pPr>
+    </w:lvl>
+    <w:lvl w:ilvl="3" w:tplc="1409000F" w:tentative="1">
+      <w:start w:val="1"/>
+      <w:numFmt w:val="decimal"/>
+      <w:lvlText w:val="%4."/>
+      <w:lvlJc w:val="left"/>
+      <w:pPr>
+        <w:ind w:left="2880" w:hanging="360"/>
+      </w:pPr>
+    </w:lvl>
+    <w:lvl w:ilvl="4" w:tplc="14090019" w:tentative="1">
+      <w:start w:val="1"/>
+      <w:numFmt w:val="lowerLetter"/>
+      <w:lvlText w:val="%5."/>
+      <w:lvlJc w:val="left"/>
+      <w:pPr>
+        <w:ind w:left="3600" w:hanging="360"/>
+      </w:pPr>
+    </w:lvl>
+    <w:lvl w:ilvl="5" w:tplc="1409001B" w:tentative="1">
+      <w:start w:val="1"/>
+      <w:numFmt w:val="lowerRoman"/>
+      <w:lvlText w:val="%6."/>
+      <w:lvlJc w:val="right"/>
+      <w:pPr>
+        <w:ind w:left="4320" w:hanging="180"/>
+      </w:pPr>
+    </w:lvl>
+    <w:lvl w:ilvl="6" w:tplc="1409000F" w:tentative="1">
+      <w:start w:val="1"/>
+      <w:numFmt w:val="decimal"/>
+      <w:lvlText w:val="%7."/>
+      <w:lvlJc w:val="left"/>
+      <w:pPr>
+        <w:ind w:left="5040" w:hanging="360"/>
+      </w:pPr>
+    </w:lvl>
+    <w:lvl w:ilvl="7" w:tplc="14090019" w:tentative="1">
+      <w:start w:val="1"/>
+      <w:numFmt w:val="lowerLetter"/>
+      <w:lvlText w:val="%8."/>
+      <w:lvlJc w:val="left"/>
+      <w:pPr>
+        <w:ind w:left="5760" w:hanging="360"/>
+      </w:pPr>
+    </w:lvl>
+    <w:lvl w:ilvl="8" w:tplc="1409001B" w:tentative="1">
+      <w:start w:val="1"/>
+      <w:numFmt w:val="lowerRoman"/>
+      <w:lvlText w:val="%9."/>
+      <w:lvlJc w:val="right"/>
+      <w:pPr>
+        <w:ind w:left="6480" w:hanging="180"/>
+      </w:pPr>
+    </w:lvl>
+  </w:abstractNum>
+  <w:abstractNum w:abstractNumId="25" w15:restartNumberingAfterBreak="0">
     <w:nsid w:val="596F49F8"/>
     <w:multiLevelType w:val="multilevel"/>
     <w:tmpl w:val="C556154C"/>
@@ -2665,7 +3322,7 @@
       </w:rPr>
     </w:lvl>
   </w:abstractNum>
-  <w:abstractNum w:abstractNumId="25" w15:restartNumberingAfterBreak="0">
+  <w:abstractNum w:abstractNumId="26" w15:restartNumberingAfterBreak="0">
     <w:nsid w:val="5A7D3F42"/>
     <w:multiLevelType w:val="multilevel"/>
     <w:tmpl w:val="02363402"/>
@@ -2810,7 +3467,7 @@
       </w:rPr>
     </w:lvl>
   </w:abstractNum>
-  <w:abstractNum w:abstractNumId="26" w15:restartNumberingAfterBreak="0">
+  <w:abstractNum w:abstractNumId="27" w15:restartNumberingAfterBreak="0">
     <w:nsid w:val="5B059297"/>
     <w:multiLevelType w:val="hybridMultilevel"/>
     <w:tmpl w:val="FFFFFFFF"/>
@@ -2861,7 +3518,7 @@
       <w:lvlJc w:val="left"/>
     </w:lvl>
   </w:abstractNum>
-  <w:abstractNum w:abstractNumId="27" w15:restartNumberingAfterBreak="0">
+  <w:abstractNum w:abstractNumId="28" w15:restartNumberingAfterBreak="0">
     <w:nsid w:val="62AD4E79"/>
     <w:multiLevelType w:val="multilevel"/>
     <w:tmpl w:val="82381DCC"/>
@@ -3010,7 +3667,7 @@
       </w:rPr>
     </w:lvl>
   </w:abstractNum>
-  <w:abstractNum w:abstractNumId="28" w15:restartNumberingAfterBreak="0">
+  <w:abstractNum w:abstractNumId="29" w15:restartNumberingAfterBreak="0">
     <w:nsid w:val="65BB7600"/>
     <w:multiLevelType w:val="multilevel"/>
     <w:tmpl w:val="840E7542"/>
@@ -3123,7 +3780,7 @@
       </w:pPr>
     </w:lvl>
   </w:abstractNum>
-  <w:abstractNum w:abstractNumId="29" w15:restartNumberingAfterBreak="0">
+  <w:abstractNum w:abstractNumId="30" w15:restartNumberingAfterBreak="0">
     <w:nsid w:val="6E917374"/>
     <w:multiLevelType w:val="multilevel"/>
     <w:tmpl w:val="E17CF09A"/>
@@ -3236,7 +3893,7 @@
       </w:pPr>
     </w:lvl>
   </w:abstractNum>
-  <w:abstractNum w:abstractNumId="30" w15:restartNumberingAfterBreak="0">
+  <w:abstractNum w:abstractNumId="31" w15:restartNumberingAfterBreak="0">
     <w:nsid w:val="76614ABC"/>
     <w:multiLevelType w:val="multilevel"/>
     <w:tmpl w:val="8C3C7086"/>
@@ -3385,7 +4042,7 @@
       </w:rPr>
     </w:lvl>
   </w:abstractNum>
-  <w:abstractNum w:abstractNumId="31" w15:restartNumberingAfterBreak="0">
+  <w:abstractNum w:abstractNumId="32" w15:restartNumberingAfterBreak="0">
     <w:nsid w:val="76A67E95"/>
     <w:multiLevelType w:val="multilevel"/>
     <w:tmpl w:val="D108B18E"/>
@@ -3498,7 +4155,7 @@
       </w:pPr>
     </w:lvl>
   </w:abstractNum>
-  <w:abstractNum w:abstractNumId="32" w15:restartNumberingAfterBreak="0">
+  <w:abstractNum w:abstractNumId="33" w15:restartNumberingAfterBreak="0">
     <w:nsid w:val="77AD69BF"/>
     <w:multiLevelType w:val="multilevel"/>
     <w:tmpl w:val="40347ECC"/>
@@ -3615,7 +4272,7 @@
       </w:pPr>
     </w:lvl>
   </w:abstractNum>
-  <w:abstractNum w:abstractNumId="33" w15:restartNumberingAfterBreak="0">
+  <w:abstractNum w:abstractNumId="34" w15:restartNumberingAfterBreak="0">
     <w:nsid w:val="7BC63436"/>
     <w:multiLevelType w:val="multilevel"/>
     <w:tmpl w:val="95625884"/>
@@ -3762,6 +4419,95 @@
         <w:rFonts w:ascii="Wingdings" w:hAnsi="Wingdings" w:hint="default"/>
         <w:sz w:val="20"/>
       </w:rPr>
+    </w:lvl>
+  </w:abstractNum>
+  <w:abstractNum w:abstractNumId="35" w15:restartNumberingAfterBreak="0">
+    <w:nsid w:val="7DA02674"/>
+    <w:multiLevelType w:val="hybridMultilevel"/>
+    <w:tmpl w:val="56DA4964"/>
+    <w:lvl w:ilvl="0" w:tplc="14090015">
+      <w:start w:val="1"/>
+      <w:numFmt w:val="upperLetter"/>
+      <w:lvlText w:val="%1."/>
+      <w:lvlJc w:val="left"/>
+      <w:pPr>
+        <w:ind w:left="720" w:hanging="360"/>
+      </w:pPr>
+      <w:rPr>
+        <w:rFonts w:hint="default"/>
+      </w:rPr>
+    </w:lvl>
+    <w:lvl w:ilvl="1" w:tplc="14090019" w:tentative="1">
+      <w:start w:val="1"/>
+      <w:numFmt w:val="lowerLetter"/>
+      <w:lvlText w:val="%2."/>
+      <w:lvlJc w:val="left"/>
+      <w:pPr>
+        <w:ind w:left="1440" w:hanging="360"/>
+      </w:pPr>
+    </w:lvl>
+    <w:lvl w:ilvl="2" w:tplc="1409001B" w:tentative="1">
+      <w:start w:val="1"/>
+      <w:numFmt w:val="lowerRoman"/>
+      <w:lvlText w:val="%3."/>
+      <w:lvlJc w:val="right"/>
+      <w:pPr>
+        <w:ind w:left="2160" w:hanging="180"/>
+      </w:pPr>
+    </w:lvl>
+    <w:lvl w:ilvl="3" w:tplc="1409000F" w:tentative="1">
+      <w:start w:val="1"/>
+      <w:numFmt w:val="decimal"/>
+      <w:lvlText w:val="%4."/>
+      <w:lvlJc w:val="left"/>
+      <w:pPr>
+        <w:ind w:left="2880" w:hanging="360"/>
+      </w:pPr>
+    </w:lvl>
+    <w:lvl w:ilvl="4" w:tplc="14090019" w:tentative="1">
+      <w:start w:val="1"/>
+      <w:numFmt w:val="lowerLetter"/>
+      <w:lvlText w:val="%5."/>
+      <w:lvlJc w:val="left"/>
+      <w:pPr>
+        <w:ind w:left="3600" w:hanging="360"/>
+      </w:pPr>
+    </w:lvl>
+    <w:lvl w:ilvl="5" w:tplc="1409001B" w:tentative="1">
+      <w:start w:val="1"/>
+      <w:numFmt w:val="lowerRoman"/>
+      <w:lvlText w:val="%6."/>
+      <w:lvlJc w:val="right"/>
+      <w:pPr>
+        <w:ind w:left="4320" w:hanging="180"/>
+      </w:pPr>
+    </w:lvl>
+    <w:lvl w:ilvl="6" w:tplc="1409000F" w:tentative="1">
+      <w:start w:val="1"/>
+      <w:numFmt w:val="decimal"/>
+      <w:lvlText w:val="%7."/>
+      <w:lvlJc w:val="left"/>
+      <w:pPr>
+        <w:ind w:left="5040" w:hanging="360"/>
+      </w:pPr>
+    </w:lvl>
+    <w:lvl w:ilvl="7" w:tplc="14090019" w:tentative="1">
+      <w:start w:val="1"/>
+      <w:numFmt w:val="lowerLetter"/>
+      <w:lvlText w:val="%8."/>
+      <w:lvlJc w:val="left"/>
+      <w:pPr>
+        <w:ind w:left="5760" w:hanging="360"/>
+      </w:pPr>
+    </w:lvl>
+    <w:lvl w:ilvl="8" w:tplc="1409001B" w:tentative="1">
+      <w:start w:val="1"/>
+      <w:numFmt w:val="lowerRoman"/>
+      <w:lvlText w:val="%9."/>
+      <w:lvlJc w:val="right"/>
+      <w:pPr>
+        <w:ind w:left="6480" w:hanging="180"/>
+      </w:pPr>
     </w:lvl>
   </w:abstractNum>
   <w:num w:numId="1" w16cid:durableId="842400054">
@@ -3792,7 +4538,7 @@
     <w:abstractNumId w:val="2"/>
   </w:num>
   <w:num w:numId="10" w16cid:durableId="217011132">
-    <w:abstractNumId w:val="33"/>
+    <w:abstractNumId w:val="34"/>
   </w:num>
   <w:num w:numId="11" w16cid:durableId="1827239314">
     <w:abstractNumId w:val="22"/>
@@ -3813,13 +4559,13 @@
     <w:abstractNumId w:val="23"/>
   </w:num>
   <w:num w:numId="17" w16cid:durableId="1898273216">
-    <w:abstractNumId w:val="32"/>
+    <w:abstractNumId w:val="33"/>
   </w:num>
   <w:num w:numId="18" w16cid:durableId="1851870592">
-    <w:abstractNumId w:val="29"/>
+    <w:abstractNumId w:val="30"/>
   </w:num>
   <w:num w:numId="19" w16cid:durableId="211310228">
-    <w:abstractNumId w:val="31"/>
+    <w:abstractNumId w:val="32"/>
   </w:num>
   <w:num w:numId="20" w16cid:durableId="490799140">
     <w:abstractNumId w:val="20"/>
@@ -3831,31 +4577,31 @@
     <w:abstractNumId w:val="19"/>
   </w:num>
   <w:num w:numId="23" w16cid:durableId="674772805">
-    <w:abstractNumId w:val="24"/>
+    <w:abstractNumId w:val="25"/>
   </w:num>
   <w:num w:numId="24" w16cid:durableId="673265296">
     <w:abstractNumId w:val="15"/>
   </w:num>
   <w:num w:numId="25" w16cid:durableId="772046248">
-    <w:abstractNumId w:val="27"/>
+    <w:abstractNumId w:val="28"/>
   </w:num>
   <w:num w:numId="26" w16cid:durableId="1987854980">
-    <w:abstractNumId w:val="28"/>
+    <w:abstractNumId w:val="29"/>
   </w:num>
   <w:num w:numId="27" w16cid:durableId="1332829065">
     <w:abstractNumId w:val="14"/>
   </w:num>
   <w:num w:numId="28" w16cid:durableId="1086415561">
-    <w:abstractNumId w:val="25"/>
+    <w:abstractNumId w:val="26"/>
   </w:num>
   <w:num w:numId="29" w16cid:durableId="1242523901">
     <w:abstractNumId w:val="13"/>
   </w:num>
   <w:num w:numId="30" w16cid:durableId="750156259">
-    <w:abstractNumId w:val="30"/>
+    <w:abstractNumId w:val="31"/>
   </w:num>
   <w:num w:numId="31" w16cid:durableId="733502277">
-    <w:abstractNumId w:val="26"/>
+    <w:abstractNumId w:val="27"/>
   </w:num>
   <w:num w:numId="32" w16cid:durableId="75514692">
     <w:abstractNumId w:val="11"/>
@@ -3865,6 +4611,12 @@
   </w:num>
   <w:num w:numId="34" w16cid:durableId="190998238">
     <w:abstractNumId w:val="1"/>
+  </w:num>
+  <w:num w:numId="35" w16cid:durableId="1700934598">
+    <w:abstractNumId w:val="24"/>
+  </w:num>
+  <w:num w:numId="36" w16cid:durableId="928857169">
+    <w:abstractNumId w:val="35"/>
   </w:num>
 </w:numbering>
 </file>
@@ -4476,6 +5228,7 @@
   <w:style w:type="character" w:default="1" w:styleId="DefaultParagraphFont">
     <w:name w:val="Default Paragraph Font"/>
     <w:uiPriority w:val="1"/>
+    <w:semiHidden/>
     <w:unhideWhenUsed/>
   </w:style>
   <w:style w:type="table" w:default="1" w:styleId="TableNormal">
@@ -15690,27 +16443,6 @@
 </file>
 
 <file path=customXml/item1.xml><?xml version="1.0" encoding="utf-8"?>
-<?mso-contentType ?>
-<FormTemplates xmlns="http://schemas.microsoft.com/sharepoint/v3/contenttype/forms">
-  <Display>DocumentLibraryForm</Display>
-  <Edit>DocumentLibraryForm</Edit>
-  <New>DocumentLibraryForm</New>
-</FormTemplates>
-</file>
-
-<file path=customXml/item2.xml><?xml version="1.0" encoding="utf-8"?>
-<p:properties xmlns:p="http://schemas.microsoft.com/office/2006/metadata/properties" xmlns:xsi="http://www.w3.org/2001/XMLSchema-instance" xmlns:pc="http://schemas.microsoft.com/office/infopath/2007/PartnerControls">
-  <documentManagement>
-    <_activity xmlns="4e0e1914-e408-4559-9961-3ab76eb73312" xsi:nil="true"/>
-  </documentManagement>
-</p:properties>
-</file>
-
-<file path=customXml/item3.xml><?xml version="1.0" encoding="utf-8"?>
-<b:Sources xmlns:b="http://schemas.openxmlformats.org/officeDocument/2006/bibliography" xmlns="http://schemas.openxmlformats.org/officeDocument/2006/bibliography" SelectedStyle="/APA.XSL" StyleName="APA"/>
-</file>
-
-<file path=customXml/item4.xml><?xml version="1.0" encoding="utf-8"?>
 <ct:contentTypeSchema xmlns:ct="http://schemas.microsoft.com/office/2006/metadata/contentType" xmlns:ma="http://schemas.microsoft.com/office/2006/metadata/properties/metaAttributes" ct:_="" ma:_="" ma:contentTypeName="Document" ma:contentTypeID="0x010100952E8E785EEDEE4582412B8A71B57704" ma:contentTypeVersion="5" ma:contentTypeDescription="Create a new document." ma:contentTypeScope="" ma:versionID="f523d53207ae37857f00bf9b1e6a4c64">
   <xsd:schema xmlns:xsd="http://www.w3.org/2001/XMLSchema" xmlns:xs="http://www.w3.org/2001/XMLSchema" xmlns:p="http://schemas.microsoft.com/office/2006/metadata/properties" xmlns:ns3="4e0e1914-e408-4559-9961-3ab76eb73312" targetNamespace="http://schemas.microsoft.com/office/2006/metadata/properties" ma:root="true" ma:fieldsID="1ce98422023209c44e9e9a362ccaa128" ns3:_="">
     <xsd:import namespace="4e0e1914-e408-4559-9961-3ab76eb73312"/>
@@ -15860,33 +16592,28 @@
 </ct:contentTypeSchema>
 </file>
 
-<file path=customXml/itemProps1.xml><?xml version="1.0" encoding="utf-8"?>
-<ds:datastoreItem xmlns:ds="http://schemas.openxmlformats.org/officeDocument/2006/customXml" ds:itemID="{9F9975F8-2329-4AD0-B4BF-1A2091F77190}">
-  <ds:schemaRefs>
-    <ds:schemaRef ds:uri="http://schemas.microsoft.com/sharepoint/v3/contenttype/forms"/>
-  </ds:schemaRefs>
-</ds:datastoreItem>
+<file path=customXml/item2.xml><?xml version="1.0" encoding="utf-8"?>
+<b:Sources xmlns:b="http://schemas.openxmlformats.org/officeDocument/2006/bibliography" xmlns="http://schemas.openxmlformats.org/officeDocument/2006/bibliography" SelectedStyle="/APA.XSL" StyleName="APA"/>
 </file>
 
-<file path=customXml/itemProps2.xml><?xml version="1.0" encoding="utf-8"?>
-<ds:datastoreItem xmlns:ds="http://schemas.openxmlformats.org/officeDocument/2006/customXml" ds:itemID="{CBC50D57-9DA9-4DA8-9E4A-A1CEF456609F}">
-  <ds:schemaRefs>
-    <ds:schemaRef ds:uri="http://schemas.microsoft.com/office/2006/metadata/properties"/>
-    <ds:schemaRef ds:uri="http://schemas.microsoft.com/office/infopath/2007/PartnerControls"/>
-    <ds:schemaRef ds:uri="4e0e1914-e408-4559-9961-3ab76eb73312"/>
-  </ds:schemaRefs>
-</ds:datastoreItem>
+<file path=customXml/item3.xml><?xml version="1.0" encoding="utf-8"?>
+<p:properties xmlns:p="http://schemas.microsoft.com/office/2006/metadata/properties" xmlns:xsi="http://www.w3.org/2001/XMLSchema-instance" xmlns:pc="http://schemas.microsoft.com/office/infopath/2007/PartnerControls">
+  <documentManagement>
+    <_activity xmlns="4e0e1914-e408-4559-9961-3ab76eb73312" xsi:nil="true"/>
+  </documentManagement>
+</p:properties>
 </file>
 
-<file path=customXml/itemProps3.xml><?xml version="1.0" encoding="utf-8"?>
-<ds:datastoreItem xmlns:ds="http://schemas.openxmlformats.org/officeDocument/2006/customXml" ds:itemID="{EF278816-EC6F-A645-907D-7F25AECB1D4A}">
-  <ds:schemaRefs>
-    <ds:schemaRef ds:uri="http://schemas.openxmlformats.org/officeDocument/2006/bibliography"/>
-  </ds:schemaRefs>
-</ds:datastoreItem>
+<file path=customXml/item4.xml><?xml version="1.0" encoding="utf-8"?>
+<?mso-contentType ?>
+<FormTemplates xmlns="http://schemas.microsoft.com/sharepoint/v3/contenttype/forms">
+  <Display>DocumentLibraryForm</Display>
+  <Edit>DocumentLibraryForm</Edit>
+  <New>DocumentLibraryForm</New>
+</FormTemplates>
 </file>
 
-<file path=customXml/itemProps4.xml><?xml version="1.0" encoding="utf-8"?>
+<file path=customXml/itemProps1.xml><?xml version="1.0" encoding="utf-8"?>
 <ds:datastoreItem xmlns:ds="http://schemas.openxmlformats.org/officeDocument/2006/customXml" ds:itemID="{52BFC16F-322A-468E-B892-778BD9E4D4DF}">
   <ds:schemaRefs>
     <ds:schemaRef ds:uri="http://schemas.microsoft.com/office/2006/metadata/contentType"/>
@@ -15902,4 +16629,30 @@
     <ds:schemaRef ds:uri="http://schemas.microsoft.com/internal/obd"/>
   </ds:schemaRefs>
 </ds:datastoreItem>
+</file>
+
+<file path=customXml/itemProps2.xml><?xml version="1.0" encoding="utf-8"?>
+<ds:datastoreItem xmlns:ds="http://schemas.openxmlformats.org/officeDocument/2006/customXml" ds:itemID="{EF278816-EC6F-A645-907D-7F25AECB1D4A}">
+  <ds:schemaRefs>
+    <ds:schemaRef ds:uri="http://schemas.openxmlformats.org/officeDocument/2006/bibliography"/>
+  </ds:schemaRefs>
+</ds:datastoreItem>
+</file>
+
+<file path=customXml/itemProps3.xml><?xml version="1.0" encoding="utf-8"?>
+<ds:datastoreItem xmlns:ds="http://schemas.openxmlformats.org/officeDocument/2006/customXml" ds:itemID="{CBC50D57-9DA9-4DA8-9E4A-A1CEF456609F}">
+  <ds:schemaRefs>
+    <ds:schemaRef ds:uri="http://schemas.microsoft.com/office/2006/metadata/properties"/>
+    <ds:schemaRef ds:uri="http://schemas.microsoft.com/office/infopath/2007/PartnerControls"/>
+    <ds:schemaRef ds:uri="4e0e1914-e408-4559-9961-3ab76eb73312"/>
+  </ds:schemaRefs>
+</ds:datastoreItem>
+</file>
+
+<file path=customXml/itemProps4.xml><?xml version="1.0" encoding="utf-8"?>
+<ds:datastoreItem xmlns:ds="http://schemas.openxmlformats.org/officeDocument/2006/customXml" ds:itemID="{9F9975F8-2329-4AD0-B4BF-1A2091F77190}">
+  <ds:schemaRefs>
+    <ds:schemaRef ds:uri="http://schemas.microsoft.com/sharepoint/v3/contenttype/forms"/>
+  </ds:schemaRefs>
+</ds:datastoreItem>
 </file>
--- a/BIT501 Business Concepts and Communication/Assessment 1/BIT501 Assessment 1 Thomas Bernard 5142644.docx
+++ b/BIT501 Business Concepts and Communication/Assessment 1/BIT501 Assessment 1 Thomas Bernard 5142644.docx
@@ -633,19 +633,234 @@
     <w:p>
       <w:pPr>
         <w:rPr>
-          <w:b/>
-          <w:bCs/>
           <w:sz w:val="28"/>
           <w:szCs w:val="24"/>
         </w:rPr>
       </w:pPr>
+      <w:r>
+        <w:rPr>
+          <w:sz w:val="28"/>
+          <w:szCs w:val="24"/>
+        </w:rPr>
+        <w:t>Development</w:t>
+      </w:r>
+      <w:r>
+        <w:rPr>
+          <w:sz w:val="28"/>
+          <w:szCs w:val="24"/>
+        </w:rPr>
+        <w:t xml:space="preserve"> of Maia’s app </w:t>
+      </w:r>
+      <w:r>
+        <w:rPr>
+          <w:sz w:val="28"/>
+          <w:szCs w:val="24"/>
+        </w:rPr>
+        <w:t xml:space="preserve">and It systems can improve the sales and marketing, An app can </w:t>
+      </w:r>
+      <w:r>
+        <w:rPr>
+          <w:sz w:val="28"/>
+          <w:szCs w:val="24"/>
+        </w:rPr>
+        <w:t xml:space="preserve">be communication to customers &amp; businesses for example push notifications, </w:t>
+      </w:r>
+      <w:r>
+        <w:rPr>
+          <w:sz w:val="28"/>
+          <w:szCs w:val="24"/>
+        </w:rPr>
+        <w:t>personalized</w:t>
+      </w:r>
+      <w:r>
+        <w:rPr>
+          <w:sz w:val="28"/>
+          <w:szCs w:val="24"/>
+        </w:rPr>
+        <w:t xml:space="preserve"> </w:t>
+      </w:r>
+      <w:r>
+        <w:rPr>
+          <w:sz w:val="28"/>
+          <w:szCs w:val="24"/>
+        </w:rPr>
+        <w:t>recommendations</w:t>
+      </w:r>
+      <w:r>
+        <w:rPr>
+          <w:sz w:val="28"/>
+          <w:szCs w:val="24"/>
+        </w:rPr>
+        <w:t xml:space="preserve"> you could ingrate a </w:t>
+      </w:r>
+      <w:r>
+        <w:rPr>
+          <w:sz w:val="28"/>
+          <w:szCs w:val="24"/>
+        </w:rPr>
+        <w:t>loyalty</w:t>
+      </w:r>
+      <w:r>
+        <w:rPr>
+          <w:sz w:val="28"/>
+          <w:szCs w:val="24"/>
+        </w:rPr>
+        <w:t xml:space="preserve"> system </w:t>
+      </w:r>
+      <w:r>
+        <w:rPr>
+          <w:sz w:val="28"/>
+          <w:szCs w:val="24"/>
+        </w:rPr>
+        <w:br/>
+      </w:r>
+      <w:r>
+        <w:rPr>
+          <w:sz w:val="28"/>
+          <w:szCs w:val="24"/>
+        </w:rPr>
+        <w:br/>
+        <w:t xml:space="preserve">IT Systems </w:t>
+      </w:r>
+      <w:r>
+        <w:rPr>
+          <w:sz w:val="28"/>
+          <w:szCs w:val="24"/>
+        </w:rPr>
+        <w:t xml:space="preserve">as Customer Relationship Management (CRM) </w:t>
+      </w:r>
+      <w:r>
+        <w:rPr>
+          <w:sz w:val="28"/>
+          <w:szCs w:val="24"/>
+        </w:rPr>
+        <w:t xml:space="preserve">can help Maia see her customers </w:t>
+      </w:r>
+      <w:r>
+        <w:rPr>
+          <w:sz w:val="28"/>
+          <w:szCs w:val="24"/>
+        </w:rPr>
+        <w:t>interactions</w:t>
+      </w:r>
+      <w:r>
+        <w:rPr>
+          <w:sz w:val="28"/>
+          <w:szCs w:val="24"/>
+        </w:rPr>
+        <w:t xml:space="preserve"> and track sales performance, easily identify trends </w:t>
+      </w:r>
+      <w:r>
+        <w:rPr>
+          <w:sz w:val="28"/>
+          <w:szCs w:val="24"/>
+        </w:rPr>
+        <w:t xml:space="preserve">and </w:t>
+      </w:r>
+      <w:r>
+        <w:rPr>
+          <w:sz w:val="28"/>
+          <w:szCs w:val="24"/>
+        </w:rPr>
+        <w:t>marketing</w:t>
+      </w:r>
+      <w:r>
+        <w:rPr>
+          <w:sz w:val="28"/>
+          <w:szCs w:val="24"/>
+        </w:rPr>
+        <w:t xml:space="preserve"> </w:t>
+      </w:r>
+      <w:r>
+        <w:rPr>
+          <w:sz w:val="28"/>
+          <w:szCs w:val="24"/>
+        </w:rPr>
+        <w:t>campaigns</w:t>
+      </w:r>
+      <w:r>
+        <w:rPr>
+          <w:sz w:val="28"/>
+          <w:szCs w:val="24"/>
+        </w:rPr>
+        <w:t xml:space="preserve"> etc.</w:t>
+      </w:r>
     </w:p>
     <w:p>
       <w:pPr>
-        <w:pStyle w:val="ListParagraph"/>
         <w:rPr>
-          <w:b/>
-          <w:bCs/>
+          <w:sz w:val="28"/>
+          <w:szCs w:val="24"/>
+        </w:rPr>
+      </w:pPr>
+      <w:r>
+        <w:rPr>
+          <w:sz w:val="28"/>
+          <w:szCs w:val="24"/>
+        </w:rPr>
+        <w:lastRenderedPageBreak/>
+        <w:t xml:space="preserve">As with </w:t>
+      </w:r>
+      <w:r>
+        <w:rPr>
+          <w:sz w:val="28"/>
+          <w:szCs w:val="24"/>
+        </w:rPr>
+        <w:t xml:space="preserve">any system there are cybersecurity risks, privacy </w:t>
+      </w:r>
+      <w:r>
+        <w:rPr>
+          <w:sz w:val="28"/>
+          <w:szCs w:val="24"/>
+        </w:rPr>
+        <w:t>concerns,</w:t>
+      </w:r>
+      <w:r>
+        <w:rPr>
+          <w:sz w:val="28"/>
+          <w:szCs w:val="24"/>
+        </w:rPr>
+        <w:t xml:space="preserve"> </w:t>
+      </w:r>
+      <w:r>
+        <w:rPr>
+          <w:sz w:val="28"/>
+          <w:szCs w:val="24"/>
+        </w:rPr>
+        <w:t>and costs of maintaining app and IT infrastructure</w:t>
+      </w:r>
+      <w:r>
+        <w:rPr>
+          <w:sz w:val="28"/>
+          <w:szCs w:val="24"/>
+        </w:rPr>
+        <w:t xml:space="preserve">, Maia will need to ensure that all customer data is </w:t>
+      </w:r>
+      <w:r>
+        <w:rPr>
+          <w:sz w:val="28"/>
+          <w:szCs w:val="24"/>
+        </w:rPr>
+        <w:t xml:space="preserve">secure and </w:t>
+      </w:r>
+      <w:r>
+        <w:rPr>
+          <w:sz w:val="28"/>
+          <w:szCs w:val="24"/>
+        </w:rPr>
+        <w:t>managed</w:t>
+      </w:r>
+      <w:r>
+        <w:rPr>
+          <w:sz w:val="28"/>
+          <w:szCs w:val="24"/>
+        </w:rPr>
+        <w:t xml:space="preserve"> in accordance with local privacy laws.</w:t>
+      </w:r>
+    </w:p>
+    <w:p>
+      <w:pPr>
+        <w:rPr>
           <w:sz w:val="28"/>
           <w:szCs w:val="24"/>
         </w:rPr>
@@ -672,7 +887,257 @@
           <w:sz w:val="28"/>
           <w:szCs w:val="24"/>
         </w:rPr>
-        <w:t>Finance and accounting</w:t>
+        <w:t xml:space="preserve">Finance and </w:t>
+      </w:r>
+      <w:r>
+        <w:rPr>
+          <w:b/>
+          <w:bCs/>
+          <w:sz w:val="28"/>
+          <w:szCs w:val="24"/>
+        </w:rPr>
+        <w:t>accounting.</w:t>
+      </w:r>
+    </w:p>
+    <w:p>
+      <w:pPr>
+        <w:rPr>
+          <w:sz w:val="28"/>
+          <w:szCs w:val="24"/>
+        </w:rPr>
+      </w:pPr>
+      <w:r>
+        <w:rPr>
+          <w:sz w:val="28"/>
+          <w:szCs w:val="24"/>
+        </w:rPr>
+        <w:t xml:space="preserve">The application </w:t>
+      </w:r>
+      <w:r>
+        <w:rPr>
+          <w:sz w:val="28"/>
+          <w:szCs w:val="24"/>
+        </w:rPr>
+        <w:t xml:space="preserve">and supporting </w:t>
+      </w:r>
+      <w:r>
+        <w:rPr>
+          <w:sz w:val="28"/>
+          <w:szCs w:val="24"/>
+        </w:rPr>
+        <w:t xml:space="preserve">IT  Infrastructure  </w:t>
+      </w:r>
+      <w:r>
+        <w:rPr>
+          <w:sz w:val="28"/>
+          <w:szCs w:val="24"/>
+        </w:rPr>
+        <w:t>can improve accuracy of financial information</w:t>
+      </w:r>
+      <w:r>
+        <w:rPr>
+          <w:sz w:val="28"/>
+          <w:szCs w:val="24"/>
+        </w:rPr>
+        <w:t xml:space="preserve">. Automated </w:t>
+      </w:r>
+      <w:r>
+        <w:rPr>
+          <w:sz w:val="28"/>
+          <w:szCs w:val="24"/>
+        </w:rPr>
+        <w:t>accounting software can be use</w:t>
+      </w:r>
+      <w:r>
+        <w:rPr>
+          <w:sz w:val="28"/>
+          <w:szCs w:val="24"/>
+        </w:rPr>
+        <w:t>d to record transactions in real time, reducing manual work and lowering risks or any human error that may error</w:t>
+      </w:r>
+      <w:r>
+        <w:rPr>
+          <w:sz w:val="28"/>
+          <w:szCs w:val="24"/>
+        </w:rPr>
+        <w:t>.</w:t>
+      </w:r>
+    </w:p>
+    <w:p>
+      <w:pPr>
+        <w:rPr>
+          <w:sz w:val="28"/>
+          <w:szCs w:val="24"/>
+        </w:rPr>
+      </w:pPr>
+      <w:r>
+        <w:rPr>
+          <w:sz w:val="28"/>
+          <w:szCs w:val="24"/>
+        </w:rPr>
+        <w:t xml:space="preserve">Digital </w:t>
+      </w:r>
+      <w:r>
+        <w:rPr>
+          <w:sz w:val="28"/>
+          <w:szCs w:val="24"/>
+        </w:rPr>
+        <w:t xml:space="preserve">payment </w:t>
+      </w:r>
+      <w:r>
+        <w:rPr>
+          <w:sz w:val="28"/>
+          <w:szCs w:val="24"/>
+        </w:rPr>
+        <w:t xml:space="preserve">systems </w:t>
+      </w:r>
+      <w:r>
+        <w:rPr>
+          <w:sz w:val="28"/>
+          <w:szCs w:val="24"/>
+        </w:rPr>
+        <w:t>links</w:t>
+      </w:r>
+      <w:r>
+        <w:rPr>
+          <w:sz w:val="28"/>
+          <w:szCs w:val="24"/>
+        </w:rPr>
+        <w:t xml:space="preserve"> in the application can help </w:t>
+      </w:r>
+      <w:r>
+        <w:rPr>
+          <w:sz w:val="28"/>
+          <w:szCs w:val="24"/>
+        </w:rPr>
+        <w:t>collect</w:t>
+      </w:r>
+      <w:r>
+        <w:rPr>
+          <w:sz w:val="28"/>
+          <w:szCs w:val="24"/>
+        </w:rPr>
+        <w:t xml:space="preserve"> payments easily </w:t>
+      </w:r>
+      <w:r>
+        <w:rPr>
+          <w:sz w:val="28"/>
+          <w:szCs w:val="24"/>
+        </w:rPr>
+        <w:t xml:space="preserve">and connected to accounting systems will </w:t>
+      </w:r>
+      <w:r>
+        <w:rPr>
+          <w:sz w:val="28"/>
+          <w:szCs w:val="24"/>
+        </w:rPr>
+        <w:t xml:space="preserve">allow the business to monitor income, </w:t>
+      </w:r>
+      <w:r>
+        <w:rPr>
+          <w:sz w:val="28"/>
+          <w:szCs w:val="24"/>
+        </w:rPr>
+        <w:t>expenses,</w:t>
+      </w:r>
+      <w:r>
+        <w:rPr>
+          <w:sz w:val="28"/>
+          <w:szCs w:val="24"/>
+        </w:rPr>
+        <w:t xml:space="preserve"> and </w:t>
+      </w:r>
+      <w:r>
+        <w:rPr>
+          <w:sz w:val="28"/>
+          <w:szCs w:val="24"/>
+        </w:rPr>
+        <w:t xml:space="preserve">outstanding payments </w:t>
+      </w:r>
+      <w:r>
+        <w:rPr>
+          <w:sz w:val="28"/>
+          <w:szCs w:val="24"/>
+        </w:rPr>
+        <w:t>easily.</w:t>
+      </w:r>
+      <w:r>
+        <w:rPr>
+          <w:sz w:val="28"/>
+          <w:szCs w:val="24"/>
+        </w:rPr>
+        <w:t xml:space="preserve"> </w:t>
+      </w:r>
+    </w:p>
+    <w:p>
+      <w:pPr>
+        <w:rPr>
+          <w:sz w:val="28"/>
+          <w:szCs w:val="24"/>
+        </w:rPr>
+      </w:pPr>
+      <w:r>
+        <w:rPr>
+          <w:sz w:val="28"/>
+          <w:szCs w:val="24"/>
+        </w:rPr>
+        <w:t>Implementing</w:t>
+      </w:r>
+      <w:r>
+        <w:rPr>
+          <w:sz w:val="28"/>
+          <w:szCs w:val="24"/>
+        </w:rPr>
+        <w:t xml:space="preserve"> IT systems </w:t>
+      </w:r>
+      <w:r>
+        <w:rPr>
+          <w:sz w:val="28"/>
+          <w:szCs w:val="24"/>
+        </w:rPr>
+        <w:t>may involve high costs and training for staff</w:t>
+      </w:r>
+      <w:r>
+        <w:rPr>
+          <w:sz w:val="28"/>
+          <w:szCs w:val="24"/>
+        </w:rPr>
+        <w:t>, also there is risk</w:t>
+      </w:r>
+      <w:r>
+        <w:rPr>
+          <w:sz w:val="28"/>
+          <w:szCs w:val="24"/>
+        </w:rPr>
+        <w:t xml:space="preserve"> of failures, </w:t>
+      </w:r>
+      <w:r>
+        <w:rPr>
+          <w:sz w:val="28"/>
+          <w:szCs w:val="24"/>
+        </w:rPr>
+        <w:t>cyberattack</w:t>
+      </w:r>
+      <w:r>
+        <w:rPr>
+          <w:sz w:val="28"/>
+          <w:szCs w:val="24"/>
+        </w:rPr>
+        <w:t xml:space="preserve"> </w:t>
+      </w:r>
+      <w:r>
+        <w:rPr>
+          <w:sz w:val="28"/>
+          <w:szCs w:val="24"/>
+        </w:rPr>
+        <w:t xml:space="preserve">that could easily set back the business investing in backups, </w:t>
+      </w:r>
+      <w:r>
+        <w:rPr>
+          <w:sz w:val="28"/>
+          <w:szCs w:val="24"/>
+        </w:rPr>
+        <w:t>Cybersecurity, and technical support to minimize any risk and data.</w:t>
       </w:r>
     </w:p>
     <w:p>
@@ -713,14 +1178,18 @@
     <w:p>
       <w:pPr>
         <w:rPr>
-          <w:b/>
-          <w:bCs/>
           <w:sz w:val="28"/>
           <w:szCs w:val="24"/>
         </w:rPr>
       </w:pPr>
+      <w:r>
+        <w:rPr>
+          <w:sz w:val="28"/>
+          <w:szCs w:val="24"/>
+        </w:rPr>
+        <w:t xml:space="preserve">The app can help </w:t>
+      </w:r>
     </w:p>
-    <w:p/>
     <w:p/>
     <w:p/>
     <w:p/>
@@ -883,7 +1352,6 @@
         <w:contextualSpacing/>
       </w:pPr>
       <w:r>
-        <w:lastRenderedPageBreak/>
         <w:tab/>
       </w:r>
     </w:p>
@@ -16443,6 +16911,27 @@
 </file>
 
 <file path=customXml/item1.xml><?xml version="1.0" encoding="utf-8"?>
+<?mso-contentType ?>
+<FormTemplates xmlns="http://schemas.microsoft.com/sharepoint/v3/contenttype/forms">
+  <Display>DocumentLibraryForm</Display>
+  <Edit>DocumentLibraryForm</Edit>
+  <New>DocumentLibraryForm</New>
+</FormTemplates>
+</file>
+
+<file path=customXml/item2.xml><?xml version="1.0" encoding="utf-8"?>
+<p:properties xmlns:p="http://schemas.microsoft.com/office/2006/metadata/properties" xmlns:xsi="http://www.w3.org/2001/XMLSchema-instance" xmlns:pc="http://schemas.microsoft.com/office/infopath/2007/PartnerControls">
+  <documentManagement>
+    <_activity xmlns="4e0e1914-e408-4559-9961-3ab76eb73312" xsi:nil="true"/>
+  </documentManagement>
+</p:properties>
+</file>
+
+<file path=customXml/item3.xml><?xml version="1.0" encoding="utf-8"?>
+<b:Sources xmlns:b="http://schemas.openxmlformats.org/officeDocument/2006/bibliography" xmlns="http://schemas.openxmlformats.org/officeDocument/2006/bibliography" SelectedStyle="/APA.XSL" StyleName="APA"/>
+</file>
+
+<file path=customXml/item4.xml><?xml version="1.0" encoding="utf-8"?>
 <ct:contentTypeSchema xmlns:ct="http://schemas.microsoft.com/office/2006/metadata/contentType" xmlns:ma="http://schemas.microsoft.com/office/2006/metadata/properties/metaAttributes" ct:_="" ma:_="" ma:contentTypeName="Document" ma:contentTypeID="0x010100952E8E785EEDEE4582412B8A71B57704" ma:contentTypeVersion="5" ma:contentTypeDescription="Create a new document." ma:contentTypeScope="" ma:versionID="f523d53207ae37857f00bf9b1e6a4c64">
   <xsd:schema xmlns:xsd="http://www.w3.org/2001/XMLSchema" xmlns:xs="http://www.w3.org/2001/XMLSchema" xmlns:p="http://schemas.microsoft.com/office/2006/metadata/properties" xmlns:ns3="4e0e1914-e408-4559-9961-3ab76eb73312" targetNamespace="http://schemas.microsoft.com/office/2006/metadata/properties" ma:root="true" ma:fieldsID="1ce98422023209c44e9e9a362ccaa128" ns3:_="">
     <xsd:import namespace="4e0e1914-e408-4559-9961-3ab76eb73312"/>
@@ -16592,28 +17081,33 @@
 </ct:contentTypeSchema>
 </file>
 
-<file path=customXml/item2.xml><?xml version="1.0" encoding="utf-8"?>
-<b:Sources xmlns:b="http://schemas.openxmlformats.org/officeDocument/2006/bibliography" xmlns="http://schemas.openxmlformats.org/officeDocument/2006/bibliography" SelectedStyle="/APA.XSL" StyleName="APA"/>
+<file path=customXml/itemProps1.xml><?xml version="1.0" encoding="utf-8"?>
+<ds:datastoreItem xmlns:ds="http://schemas.openxmlformats.org/officeDocument/2006/customXml" ds:itemID="{9F9975F8-2329-4AD0-B4BF-1A2091F77190}">
+  <ds:schemaRefs>
+    <ds:schemaRef ds:uri="http://schemas.microsoft.com/sharepoint/v3/contenttype/forms"/>
+  </ds:schemaRefs>
+</ds:datastoreItem>
 </file>
 
-<file path=customXml/item3.xml><?xml version="1.0" encoding="utf-8"?>
-<p:properties xmlns:p="http://schemas.microsoft.com/office/2006/metadata/properties" xmlns:xsi="http://www.w3.org/2001/XMLSchema-instance" xmlns:pc="http://schemas.microsoft.com/office/infopath/2007/PartnerControls">
-  <documentManagement>
-    <_activity xmlns="4e0e1914-e408-4559-9961-3ab76eb73312" xsi:nil="true"/>
-  </documentManagement>
-</p:properties>
+<file path=customXml/itemProps2.xml><?xml version="1.0" encoding="utf-8"?>
+<ds:datastoreItem xmlns:ds="http://schemas.openxmlformats.org/officeDocument/2006/customXml" ds:itemID="{CBC50D57-9DA9-4DA8-9E4A-A1CEF456609F}">
+  <ds:schemaRefs>
+    <ds:schemaRef ds:uri="http://schemas.microsoft.com/office/2006/metadata/properties"/>
+    <ds:schemaRef ds:uri="http://schemas.microsoft.com/office/infopath/2007/PartnerControls"/>
+    <ds:schemaRef ds:uri="4e0e1914-e408-4559-9961-3ab76eb73312"/>
+  </ds:schemaRefs>
+</ds:datastoreItem>
 </file>
 
-<file path=customXml/item4.xml><?xml version="1.0" encoding="utf-8"?>
-<?mso-contentType ?>
-<FormTemplates xmlns="http://schemas.microsoft.com/sharepoint/v3/contenttype/forms">
-  <Display>DocumentLibraryForm</Display>
-  <Edit>DocumentLibraryForm</Edit>
-  <New>DocumentLibraryForm</New>
-</FormTemplates>
+<file path=customXml/itemProps3.xml><?xml version="1.0" encoding="utf-8"?>
+<ds:datastoreItem xmlns:ds="http://schemas.openxmlformats.org/officeDocument/2006/customXml" ds:itemID="{EF278816-EC6F-A645-907D-7F25AECB1D4A}">
+  <ds:schemaRefs>
+    <ds:schemaRef ds:uri="http://schemas.openxmlformats.org/officeDocument/2006/bibliography"/>
+  </ds:schemaRefs>
+</ds:datastoreItem>
 </file>
 
-<file path=customXml/itemProps1.xml><?xml version="1.0" encoding="utf-8"?>
+<file path=customXml/itemProps4.xml><?xml version="1.0" encoding="utf-8"?>
 <ds:datastoreItem xmlns:ds="http://schemas.openxmlformats.org/officeDocument/2006/customXml" ds:itemID="{52BFC16F-322A-468E-B892-778BD9E4D4DF}">
   <ds:schemaRefs>
     <ds:schemaRef ds:uri="http://schemas.microsoft.com/office/2006/metadata/contentType"/>
@@ -16629,30 +17123,4 @@
     <ds:schemaRef ds:uri="http://schemas.microsoft.com/internal/obd"/>
   </ds:schemaRefs>
 </ds:datastoreItem>
-</file>
-
-<file path=customXml/itemProps2.xml><?xml version="1.0" encoding="utf-8"?>
-<ds:datastoreItem xmlns:ds="http://schemas.openxmlformats.org/officeDocument/2006/customXml" ds:itemID="{EF278816-EC6F-A645-907D-7F25AECB1D4A}">
-  <ds:schemaRefs>
-    <ds:schemaRef ds:uri="http://schemas.openxmlformats.org/officeDocument/2006/bibliography"/>
-  </ds:schemaRefs>
-</ds:datastoreItem>
-</file>
-
-<file path=customXml/itemProps3.xml><?xml version="1.0" encoding="utf-8"?>
-<ds:datastoreItem xmlns:ds="http://schemas.openxmlformats.org/officeDocument/2006/customXml" ds:itemID="{CBC50D57-9DA9-4DA8-9E4A-A1CEF456609F}">
-  <ds:schemaRefs>
-    <ds:schemaRef ds:uri="http://schemas.microsoft.com/office/2006/metadata/properties"/>
-    <ds:schemaRef ds:uri="http://schemas.microsoft.com/office/infopath/2007/PartnerControls"/>
-    <ds:schemaRef ds:uri="4e0e1914-e408-4559-9961-3ab76eb73312"/>
-  </ds:schemaRefs>
-</ds:datastoreItem>
-</file>
-
-<file path=customXml/itemProps4.xml><?xml version="1.0" encoding="utf-8"?>
-<ds:datastoreItem xmlns:ds="http://schemas.openxmlformats.org/officeDocument/2006/customXml" ds:itemID="{9F9975F8-2329-4AD0-B4BF-1A2091F77190}">
-  <ds:schemaRefs>
-    <ds:schemaRef ds:uri="http://schemas.microsoft.com/sharepoint/v3/contenttype/forms"/>
-  </ds:schemaRefs>
-</ds:datastoreItem>
 </file>
--- a/BIT501 Business Concepts and Communication/Assessment 1/BIT501 Assessment 1 Thomas Bernard 5142644.docx
+++ b/BIT501 Business Concepts and Communication/Assessment 1/BIT501 Assessment 1 Thomas Bernard 5142644.docx
@@ -1187,7 +1187,21 @@
           <w:sz w:val="28"/>
           <w:szCs w:val="24"/>
         </w:rPr>
-        <w:t xml:space="preserve">The app can help </w:t>
+        <w:t xml:space="preserve">The app can </w:t>
+      </w:r>
+      <w:r>
+        <w:rPr>
+          <w:sz w:val="28"/>
+          <w:szCs w:val="24"/>
+        </w:rPr>
+        <w:t>help.</w:t>
+      </w:r>
+      <w:r>
+        <w:rPr>
+          <w:sz w:val="28"/>
+          <w:szCs w:val="24"/>
+        </w:rPr>
+        <w:t xml:space="preserve"> </w:t>
       </w:r>
     </w:p>
     <w:p/>
